--- a/Mindtrack_screenshots.docx
+++ b/Mindtrack_screenshots.docx
@@ -501,7 +501,6 @@
           <w:lang w:val="en-IN"/>
         </w:rPr>
       </w:pPr>
-      <w:bookmarkStart w:id="0" w:name="_GoBack"/>
       <w:r>
         <w:rPr>
           <w:rFonts w:hint="default"/>
@@ -512,20 +511,13 @@
         <w:t>UI:</w:t>
       </w:r>
     </w:p>
-    <w:bookmarkEnd w:id="0"/>
-    <w:p>
-      <w:pPr>
-        <w:rPr>
-          <w:rFonts w:hint="default"/>
-          <w:lang w:val="en-IN"/>
-        </w:rPr>
-      </w:pPr>
+    <w:p>
       <w:r>
         <w:drawing>
           <wp:inline distT="0" distB="0" distL="114300" distR="114300">
-            <wp:extent cx="5267960" cy="836930"/>
-            <wp:effectExtent l="0" t="0" r="5080" b="1270"/>
-            <wp:docPr id="8" name="Picture 8"/>
+            <wp:extent cx="5259705" cy="1751965"/>
+            <wp:effectExtent l="0" t="0" r="17145" b="635"/>
+            <wp:docPr id="8" name="Picture 1"/>
             <wp:cNvGraphicFramePr>
               <a:graphicFrameLocks xmlns:a="http://schemas.openxmlformats.org/drawingml/2006/main" noChangeAspect="1"/>
             </wp:cNvGraphicFramePr>
@@ -533,7 +525,7 @@
               <a:graphicData uri="http://schemas.openxmlformats.org/drawingml/2006/picture">
                 <pic:pic xmlns:pic="http://schemas.openxmlformats.org/drawingml/2006/picture">
                   <pic:nvPicPr>
-                    <pic:cNvPr id="8" name="Picture 8"/>
+                    <pic:cNvPr id="8" name="Picture 1"/>
                     <pic:cNvPicPr>
                       <a:picLocks noChangeAspect="1"/>
                     </pic:cNvPicPr>
@@ -547,7 +539,7 @@
                   <pic:spPr>
                     <a:xfrm>
                       <a:off x="0" y="0"/>
-                      <a:ext cx="5267960" cy="836930"/>
+                      <a:ext cx="5259705" cy="1751965"/>
                     </a:xfrm>
                     <a:prstGeom prst="rect">
                       <a:avLst/>
@@ -562,6 +554,26 @@
             </a:graphic>
           </wp:inline>
         </w:drawing>
+      </w:r>
+      <w:r>
+        <w:br w:type="textWrapping"/>
+      </w:r>
+      <w:bookmarkStart w:id="0" w:name="_GoBack"/>
+      <w:bookmarkEnd w:id="0"/>
+    </w:p>
+    <w:p>
+      <w:pPr>
+        <w:rPr>
+          <w:rFonts w:hint="default"/>
+          <w:lang w:val="en-IN"/>
+        </w:rPr>
+      </w:pPr>
+      <w:r>
+        <w:rPr>
+          <w:rFonts w:hint="default"/>
+          <w:lang w:val="en-IN"/>
+        </w:rPr>
+        <w:t>a8a38ab2aa5a4486b83ceb4b592930cd-862254444.ap-south-1.elb.amazonaws.com</w:t>
       </w:r>
     </w:p>
     <w:sectPr>

--- a/Mindtrack_screenshots.docx
+++ b/Mindtrack_screenshots.docx
@@ -265,6 +265,51 @@
         </w:drawing>
       </w:r>
     </w:p>
+    <w:p>
+      <w:r>
+        <w:drawing>
+          <wp:inline distT="0" distB="0" distL="114300" distR="114300">
+            <wp:extent cx="5259705" cy="2061845"/>
+            <wp:effectExtent l="0" t="0" r="17145" b="14605"/>
+            <wp:docPr id="17" name="Picture 9"/>
+            <wp:cNvGraphicFramePr>
+              <a:graphicFrameLocks xmlns:a="http://schemas.openxmlformats.org/drawingml/2006/main" noChangeAspect="1"/>
+            </wp:cNvGraphicFramePr>
+            <a:graphic xmlns:a="http://schemas.openxmlformats.org/drawingml/2006/main">
+              <a:graphicData uri="http://schemas.openxmlformats.org/drawingml/2006/picture">
+                <pic:pic xmlns:pic="http://schemas.openxmlformats.org/drawingml/2006/picture">
+                  <pic:nvPicPr>
+                    <pic:cNvPr id="17" name="Picture 9"/>
+                    <pic:cNvPicPr>
+                      <a:picLocks noChangeAspect="1"/>
+                    </pic:cNvPicPr>
+                  </pic:nvPicPr>
+                  <pic:blipFill>
+                    <a:blip r:embed="rId8"/>
+                    <a:stretch>
+                      <a:fillRect/>
+                    </a:stretch>
+                  </pic:blipFill>
+                  <pic:spPr>
+                    <a:xfrm>
+                      <a:off x="0" y="0"/>
+                      <a:ext cx="5259705" cy="2061845"/>
+                    </a:xfrm>
+                    <a:prstGeom prst="rect">
+                      <a:avLst/>
+                    </a:prstGeom>
+                    <a:noFill/>
+                    <a:ln>
+                      <a:noFill/>
+                    </a:ln>
+                  </pic:spPr>
+                </pic:pic>
+              </a:graphicData>
+            </a:graphic>
+          </wp:inline>
+        </w:drawing>
+      </w:r>
+    </w:p>
     <w:p/>
     <w:p>
       <w:pPr>
@@ -314,7 +359,7 @@
                     </pic:cNvPicPr>
                   </pic:nvPicPr>
                   <pic:blipFill>
-                    <a:blip r:embed="rId8"/>
+                    <a:blip r:embed="rId9"/>
                     <a:stretch>
                       <a:fillRect/>
                     </a:stretch>
@@ -392,7 +437,7 @@
                     </pic:cNvPicPr>
                   </pic:nvPicPr>
                   <pic:blipFill>
-                    <a:blip r:embed="rId9"/>
+                    <a:blip r:embed="rId10"/>
                     <a:stretch>
                       <a:fillRect/>
                     </a:stretch>
@@ -417,7 +462,474 @@
         </w:drawing>
       </w:r>
     </w:p>
+    <w:p>
+      <w:r>
+        <w:drawing>
+          <wp:inline distT="0" distB="0" distL="114300" distR="114300">
+            <wp:extent cx="5262880" cy="1512570"/>
+            <wp:effectExtent l="0" t="0" r="13970" b="11430"/>
+            <wp:docPr id="18" name="Picture 10"/>
+            <wp:cNvGraphicFramePr>
+              <a:graphicFrameLocks xmlns:a="http://schemas.openxmlformats.org/drawingml/2006/main" noChangeAspect="1"/>
+            </wp:cNvGraphicFramePr>
+            <a:graphic xmlns:a="http://schemas.openxmlformats.org/drawingml/2006/main">
+              <a:graphicData uri="http://schemas.openxmlformats.org/drawingml/2006/picture">
+                <pic:pic xmlns:pic="http://schemas.openxmlformats.org/drawingml/2006/picture">
+                  <pic:nvPicPr>
+                    <pic:cNvPr id="18" name="Picture 10"/>
+                    <pic:cNvPicPr>
+                      <a:picLocks noChangeAspect="1"/>
+                    </pic:cNvPicPr>
+                  </pic:nvPicPr>
+                  <pic:blipFill>
+                    <a:blip r:embed="rId11"/>
+                    <a:stretch>
+                      <a:fillRect/>
+                    </a:stretch>
+                  </pic:blipFill>
+                  <pic:spPr>
+                    <a:xfrm>
+                      <a:off x="0" y="0"/>
+                      <a:ext cx="5262880" cy="1512570"/>
+                    </a:xfrm>
+                    <a:prstGeom prst="rect">
+                      <a:avLst/>
+                    </a:prstGeom>
+                    <a:noFill/>
+                    <a:ln>
+                      <a:noFill/>
+                    </a:ln>
+                  </pic:spPr>
+                </pic:pic>
+              </a:graphicData>
+            </a:graphic>
+          </wp:inline>
+        </w:drawing>
+      </w:r>
+      <w:bookmarkStart w:id="0" w:name="_GoBack"/>
+      <w:bookmarkEnd w:id="0"/>
+    </w:p>
+    <w:p>
+      <w:r>
+        <w:drawing>
+          <wp:inline distT="0" distB="0" distL="114300" distR="114300">
+            <wp:extent cx="5256530" cy="2094230"/>
+            <wp:effectExtent l="0" t="0" r="1270" b="1270"/>
+            <wp:docPr id="16" name="Picture 8"/>
+            <wp:cNvGraphicFramePr>
+              <a:graphicFrameLocks xmlns:a="http://schemas.openxmlformats.org/drawingml/2006/main" noChangeAspect="1"/>
+            </wp:cNvGraphicFramePr>
+            <a:graphic xmlns:a="http://schemas.openxmlformats.org/drawingml/2006/main">
+              <a:graphicData uri="http://schemas.openxmlformats.org/drawingml/2006/picture">
+                <pic:pic xmlns:pic="http://schemas.openxmlformats.org/drawingml/2006/picture">
+                  <pic:nvPicPr>
+                    <pic:cNvPr id="16" name="Picture 8"/>
+                    <pic:cNvPicPr>
+                      <a:picLocks noChangeAspect="1"/>
+                    </pic:cNvPicPr>
+                  </pic:nvPicPr>
+                  <pic:blipFill>
+                    <a:blip r:embed="rId12"/>
+                    <a:stretch>
+                      <a:fillRect/>
+                    </a:stretch>
+                  </pic:blipFill>
+                  <pic:spPr>
+                    <a:xfrm>
+                      <a:off x="0" y="0"/>
+                      <a:ext cx="5256530" cy="2094230"/>
+                    </a:xfrm>
+                    <a:prstGeom prst="rect">
+                      <a:avLst/>
+                    </a:prstGeom>
+                    <a:noFill/>
+                    <a:ln>
+                      <a:noFill/>
+                    </a:ln>
+                  </pic:spPr>
+                </pic:pic>
+              </a:graphicData>
+            </a:graphic>
+          </wp:inline>
+        </w:drawing>
+      </w:r>
+    </w:p>
+    <w:p>
+      <w:r>
+        <w:drawing>
+          <wp:inline distT="0" distB="0" distL="114300" distR="114300">
+            <wp:extent cx="5264785" cy="2580005"/>
+            <wp:effectExtent l="0" t="0" r="12065" b="10795"/>
+            <wp:docPr id="9" name="Picture 1"/>
+            <wp:cNvGraphicFramePr>
+              <a:graphicFrameLocks xmlns:a="http://schemas.openxmlformats.org/drawingml/2006/main" noChangeAspect="1"/>
+            </wp:cNvGraphicFramePr>
+            <a:graphic xmlns:a="http://schemas.openxmlformats.org/drawingml/2006/main">
+              <a:graphicData uri="http://schemas.openxmlformats.org/drawingml/2006/picture">
+                <pic:pic xmlns:pic="http://schemas.openxmlformats.org/drawingml/2006/picture">
+                  <pic:nvPicPr>
+                    <pic:cNvPr id="9" name="Picture 1"/>
+                    <pic:cNvPicPr>
+                      <a:picLocks noChangeAspect="1"/>
+                    </pic:cNvPicPr>
+                  </pic:nvPicPr>
+                  <pic:blipFill>
+                    <a:blip r:embed="rId13"/>
+                    <a:stretch>
+                      <a:fillRect/>
+                    </a:stretch>
+                  </pic:blipFill>
+                  <pic:spPr>
+                    <a:xfrm>
+                      <a:off x="0" y="0"/>
+                      <a:ext cx="5264785" cy="2580005"/>
+                    </a:xfrm>
+                    <a:prstGeom prst="rect">
+                      <a:avLst/>
+                    </a:prstGeom>
+                    <a:noFill/>
+                    <a:ln>
+                      <a:noFill/>
+                    </a:ln>
+                  </pic:spPr>
+                </pic:pic>
+              </a:graphicData>
+            </a:graphic>
+          </wp:inline>
+        </w:drawing>
+      </w:r>
+    </w:p>
+    <w:p>
+      <w:r>
+        <w:drawing>
+          <wp:inline distT="0" distB="0" distL="114300" distR="114300">
+            <wp:extent cx="5264785" cy="2684780"/>
+            <wp:effectExtent l="0" t="0" r="12065" b="1270"/>
+            <wp:docPr id="10" name="Picture 2"/>
+            <wp:cNvGraphicFramePr>
+              <a:graphicFrameLocks xmlns:a="http://schemas.openxmlformats.org/drawingml/2006/main" noChangeAspect="1"/>
+            </wp:cNvGraphicFramePr>
+            <a:graphic xmlns:a="http://schemas.openxmlformats.org/drawingml/2006/main">
+              <a:graphicData uri="http://schemas.openxmlformats.org/drawingml/2006/picture">
+                <pic:pic xmlns:pic="http://schemas.openxmlformats.org/drawingml/2006/picture">
+                  <pic:nvPicPr>
+                    <pic:cNvPr id="10" name="Picture 2"/>
+                    <pic:cNvPicPr>
+                      <a:picLocks noChangeAspect="1"/>
+                    </pic:cNvPicPr>
+                  </pic:nvPicPr>
+                  <pic:blipFill>
+                    <a:blip r:embed="rId14"/>
+                    <a:stretch>
+                      <a:fillRect/>
+                    </a:stretch>
+                  </pic:blipFill>
+                  <pic:spPr>
+                    <a:xfrm>
+                      <a:off x="0" y="0"/>
+                      <a:ext cx="5264785" cy="2684780"/>
+                    </a:xfrm>
+                    <a:prstGeom prst="rect">
+                      <a:avLst/>
+                    </a:prstGeom>
+                    <a:noFill/>
+                    <a:ln>
+                      <a:noFill/>
+                    </a:ln>
+                  </pic:spPr>
+                </pic:pic>
+              </a:graphicData>
+            </a:graphic>
+          </wp:inline>
+        </w:drawing>
+      </w:r>
+    </w:p>
+    <w:p>
+      <w:r>
+        <w:drawing>
+          <wp:inline distT="0" distB="0" distL="114300" distR="114300">
+            <wp:extent cx="5262880" cy="2719705"/>
+            <wp:effectExtent l="0" t="0" r="13970" b="4445"/>
+            <wp:docPr id="11" name="Picture 3"/>
+            <wp:cNvGraphicFramePr>
+              <a:graphicFrameLocks xmlns:a="http://schemas.openxmlformats.org/drawingml/2006/main" noChangeAspect="1"/>
+            </wp:cNvGraphicFramePr>
+            <a:graphic xmlns:a="http://schemas.openxmlformats.org/drawingml/2006/main">
+              <a:graphicData uri="http://schemas.openxmlformats.org/drawingml/2006/picture">
+                <pic:pic xmlns:pic="http://schemas.openxmlformats.org/drawingml/2006/picture">
+                  <pic:nvPicPr>
+                    <pic:cNvPr id="11" name="Picture 3"/>
+                    <pic:cNvPicPr>
+                      <a:picLocks noChangeAspect="1"/>
+                    </pic:cNvPicPr>
+                  </pic:nvPicPr>
+                  <pic:blipFill>
+                    <a:blip r:embed="rId15"/>
+                    <a:stretch>
+                      <a:fillRect/>
+                    </a:stretch>
+                  </pic:blipFill>
+                  <pic:spPr>
+                    <a:xfrm>
+                      <a:off x="0" y="0"/>
+                      <a:ext cx="5262880" cy="2719705"/>
+                    </a:xfrm>
+                    <a:prstGeom prst="rect">
+                      <a:avLst/>
+                    </a:prstGeom>
+                    <a:noFill/>
+                    <a:ln>
+                      <a:noFill/>
+                    </a:ln>
+                  </pic:spPr>
+                </pic:pic>
+              </a:graphicData>
+            </a:graphic>
+          </wp:inline>
+        </w:drawing>
+      </w:r>
+    </w:p>
+    <w:p>
+      <w:r>
+        <w:drawing>
+          <wp:inline distT="0" distB="0" distL="114300" distR="114300">
+            <wp:extent cx="5264785" cy="2703195"/>
+            <wp:effectExtent l="0" t="0" r="12065" b="1905"/>
+            <wp:docPr id="12" name="Picture 4"/>
+            <wp:cNvGraphicFramePr>
+              <a:graphicFrameLocks xmlns:a="http://schemas.openxmlformats.org/drawingml/2006/main" noChangeAspect="1"/>
+            </wp:cNvGraphicFramePr>
+            <a:graphic xmlns:a="http://schemas.openxmlformats.org/drawingml/2006/main">
+              <a:graphicData uri="http://schemas.openxmlformats.org/drawingml/2006/picture">
+                <pic:pic xmlns:pic="http://schemas.openxmlformats.org/drawingml/2006/picture">
+                  <pic:nvPicPr>
+                    <pic:cNvPr id="12" name="Picture 4"/>
+                    <pic:cNvPicPr>
+                      <a:picLocks noChangeAspect="1"/>
+                    </pic:cNvPicPr>
+                  </pic:nvPicPr>
+                  <pic:blipFill>
+                    <a:blip r:embed="rId16"/>
+                    <a:stretch>
+                      <a:fillRect/>
+                    </a:stretch>
+                  </pic:blipFill>
+                  <pic:spPr>
+                    <a:xfrm>
+                      <a:off x="0" y="0"/>
+                      <a:ext cx="5264785" cy="2703195"/>
+                    </a:xfrm>
+                    <a:prstGeom prst="rect">
+                      <a:avLst/>
+                    </a:prstGeom>
+                    <a:noFill/>
+                    <a:ln>
+                      <a:noFill/>
+                    </a:ln>
+                  </pic:spPr>
+                </pic:pic>
+              </a:graphicData>
+            </a:graphic>
+          </wp:inline>
+        </w:drawing>
+      </w:r>
+    </w:p>
+    <w:p>
+      <w:r>
+        <w:drawing>
+          <wp:inline distT="0" distB="0" distL="114300" distR="114300">
+            <wp:extent cx="5260975" cy="2656205"/>
+            <wp:effectExtent l="0" t="0" r="15875" b="10795"/>
+            <wp:docPr id="13" name="Picture 5"/>
+            <wp:cNvGraphicFramePr>
+              <a:graphicFrameLocks xmlns:a="http://schemas.openxmlformats.org/drawingml/2006/main" noChangeAspect="1"/>
+            </wp:cNvGraphicFramePr>
+            <a:graphic xmlns:a="http://schemas.openxmlformats.org/drawingml/2006/main">
+              <a:graphicData uri="http://schemas.openxmlformats.org/drawingml/2006/picture">
+                <pic:pic xmlns:pic="http://schemas.openxmlformats.org/drawingml/2006/picture">
+                  <pic:nvPicPr>
+                    <pic:cNvPr id="13" name="Picture 5"/>
+                    <pic:cNvPicPr>
+                      <a:picLocks noChangeAspect="1"/>
+                    </pic:cNvPicPr>
+                  </pic:nvPicPr>
+                  <pic:blipFill>
+                    <a:blip r:embed="rId17"/>
+                    <a:stretch>
+                      <a:fillRect/>
+                    </a:stretch>
+                  </pic:blipFill>
+                  <pic:spPr>
+                    <a:xfrm>
+                      <a:off x="0" y="0"/>
+                      <a:ext cx="5260975" cy="2656205"/>
+                    </a:xfrm>
+                    <a:prstGeom prst="rect">
+                      <a:avLst/>
+                    </a:prstGeom>
+                    <a:noFill/>
+                    <a:ln>
+                      <a:noFill/>
+                    </a:ln>
+                  </pic:spPr>
+                </pic:pic>
+              </a:graphicData>
+            </a:graphic>
+          </wp:inline>
+        </w:drawing>
+      </w:r>
+    </w:p>
+    <w:p>
+      <w:r>
+        <w:drawing>
+          <wp:inline distT="0" distB="0" distL="114300" distR="114300">
+            <wp:extent cx="5264785" cy="2734310"/>
+            <wp:effectExtent l="0" t="0" r="12065" b="8890"/>
+            <wp:docPr id="14" name="Picture 6"/>
+            <wp:cNvGraphicFramePr>
+              <a:graphicFrameLocks xmlns:a="http://schemas.openxmlformats.org/drawingml/2006/main" noChangeAspect="1"/>
+            </wp:cNvGraphicFramePr>
+            <a:graphic xmlns:a="http://schemas.openxmlformats.org/drawingml/2006/main">
+              <a:graphicData uri="http://schemas.openxmlformats.org/drawingml/2006/picture">
+                <pic:pic xmlns:pic="http://schemas.openxmlformats.org/drawingml/2006/picture">
+                  <pic:nvPicPr>
+                    <pic:cNvPr id="14" name="Picture 6"/>
+                    <pic:cNvPicPr>
+                      <a:picLocks noChangeAspect="1"/>
+                    </pic:cNvPicPr>
+                  </pic:nvPicPr>
+                  <pic:blipFill>
+                    <a:blip r:embed="rId18"/>
+                    <a:stretch>
+                      <a:fillRect/>
+                    </a:stretch>
+                  </pic:blipFill>
+                  <pic:spPr>
+                    <a:xfrm>
+                      <a:off x="0" y="0"/>
+                      <a:ext cx="5264785" cy="2734310"/>
+                    </a:xfrm>
+                    <a:prstGeom prst="rect">
+                      <a:avLst/>
+                    </a:prstGeom>
+                    <a:noFill/>
+                    <a:ln>
+                      <a:noFill/>
+                    </a:ln>
+                  </pic:spPr>
+                </pic:pic>
+              </a:graphicData>
+            </a:graphic>
+          </wp:inline>
+        </w:drawing>
+      </w:r>
+    </w:p>
+    <w:p>
+      <w:r>
+        <w:drawing>
+          <wp:inline distT="0" distB="0" distL="114300" distR="114300">
+            <wp:extent cx="5264785" cy="2129155"/>
+            <wp:effectExtent l="0" t="0" r="12065" b="4445"/>
+            <wp:docPr id="15" name="Picture 7"/>
+            <wp:cNvGraphicFramePr>
+              <a:graphicFrameLocks xmlns:a="http://schemas.openxmlformats.org/drawingml/2006/main" noChangeAspect="1"/>
+            </wp:cNvGraphicFramePr>
+            <a:graphic xmlns:a="http://schemas.openxmlformats.org/drawingml/2006/main">
+              <a:graphicData uri="http://schemas.openxmlformats.org/drawingml/2006/picture">
+                <pic:pic xmlns:pic="http://schemas.openxmlformats.org/drawingml/2006/picture">
+                  <pic:nvPicPr>
+                    <pic:cNvPr id="15" name="Picture 7"/>
+                    <pic:cNvPicPr>
+                      <a:picLocks noChangeAspect="1"/>
+                    </pic:cNvPicPr>
+                  </pic:nvPicPr>
+                  <pic:blipFill>
+                    <a:blip r:embed="rId19"/>
+                    <a:stretch>
+                      <a:fillRect/>
+                    </a:stretch>
+                  </pic:blipFill>
+                  <pic:spPr>
+                    <a:xfrm>
+                      <a:off x="0" y="0"/>
+                      <a:ext cx="5264785" cy="2129155"/>
+                    </a:xfrm>
+                    <a:prstGeom prst="rect">
+                      <a:avLst/>
+                    </a:prstGeom>
+                    <a:noFill/>
+                    <a:ln>
+                      <a:noFill/>
+                    </a:ln>
+                  </pic:spPr>
+                </pic:pic>
+              </a:graphicData>
+            </a:graphic>
+          </wp:inline>
+        </w:drawing>
+      </w:r>
+    </w:p>
     <w:p/>
+    <w:p>
+      <w:pPr>
+        <w:rPr>
+          <w:rFonts w:hint="default"/>
+          <w:b/>
+          <w:bCs/>
+          <w:lang w:val="en-IN"/>
+        </w:rPr>
+      </w:pPr>
+    </w:p>
+    <w:p>
+      <w:pPr>
+        <w:rPr>
+          <w:rFonts w:hint="default"/>
+          <w:b/>
+          <w:bCs/>
+          <w:lang w:val="en-IN"/>
+        </w:rPr>
+      </w:pPr>
+    </w:p>
+    <w:p>
+      <w:pPr>
+        <w:rPr>
+          <w:rFonts w:hint="default"/>
+          <w:b/>
+          <w:bCs/>
+          <w:lang w:val="en-IN"/>
+        </w:rPr>
+      </w:pPr>
+    </w:p>
+    <w:p>
+      <w:pPr>
+        <w:rPr>
+          <w:rFonts w:hint="default"/>
+          <w:b/>
+          <w:bCs/>
+          <w:lang w:val="en-IN"/>
+        </w:rPr>
+      </w:pPr>
+    </w:p>
+    <w:p>
+      <w:pPr>
+        <w:rPr>
+          <w:rFonts w:hint="default"/>
+          <w:b/>
+          <w:bCs/>
+          <w:lang w:val="en-IN"/>
+        </w:rPr>
+      </w:pPr>
+    </w:p>
+    <w:p>
+      <w:pPr>
+        <w:rPr>
+          <w:rFonts w:hint="default"/>
+          <w:b/>
+          <w:bCs/>
+          <w:lang w:val="en-IN"/>
+        </w:rPr>
+      </w:pPr>
+    </w:p>
     <w:p>
       <w:pPr>
         <w:rPr>
@@ -466,7 +978,7 @@
                     </pic:cNvPicPr>
                   </pic:nvPicPr>
                   <pic:blipFill>
-                    <a:blip r:embed="rId10"/>
+                    <a:blip r:embed="rId20"/>
                     <a:stretch>
                       <a:fillRect/>
                     </a:stretch>
@@ -531,7 +1043,7 @@
                     </pic:cNvPicPr>
                   </pic:nvPicPr>
                   <pic:blipFill>
-                    <a:blip r:embed="rId11"/>
+                    <a:blip r:embed="rId21"/>
                     <a:stretch>
                       <a:fillRect/>
                     </a:stretch>
@@ -558,8 +1070,6 @@
       <w:r>
         <w:br w:type="textWrapping"/>
       </w:r>
-      <w:bookmarkStart w:id="0" w:name="_GoBack"/>
-      <w:bookmarkEnd w:id="0"/>
     </w:p>
     <w:p>
       <w:pPr>
